--- a/profiles/Pair_10_questionnaire.docx
+++ b/profiles/Pair_10_questionnaire.docx
@@ -5,6 +5,7 @@
     <w:p>
       <w:pPr>
         <w:pStyle w:val="Heading1"/>
+        <w:spacing w:after="200"/>
       </w:pPr>
       <w:r>
         <w:t xml:space="preserve">Profile Pair Compatibility Questionnaire — Pair 10</w:t>
@@ -12,7 +13,7 @@
     </w:p>
     <w:p>
       <w:pPr>
-        <w:spacing w:after="300"/>
+        <w:spacing w:after="160"/>
       </w:pPr>
       <w:r>
         <w:t xml:space="preserve">You will be presented with a pair of dating profiles selected from an online dating site. Evaluate the pair independently and base your judgments only on the information provided in the profiles below. Rate the pair on four compatibility dimensions followed by an overall compatibility assessment.</w:t>
@@ -20,7 +21,7 @@
     </w:p>
     <w:p>
       <w:pPr>
-        <w:spacing w:after="100" w:before="200"/>
+        <w:spacing w:after="120" w:before="120"/>
       </w:pPr>
       <w:r>
         <w:rPr>
@@ -32,15 +33,15 @@
     </w:p>
     <w:p>
       <w:pPr>
-        <w:spacing w:after="150"/>
-      </w:pPr>
-      <w:r>
-        <w:t xml:space="preserve">I'm 32. I do commercial insurance, which is duller than it sounds but pays properly, and I own my apartment rather than renting it like practically everybody my age. College degree. Six foot one, white, and genuinely fit - I put actual effort into that, unlike a considerable number of the profiles on here.</w:t>
-      </w:r>
-    </w:p>
-    <w:p>
-      <w:pPr>
-        <w:spacing w:after="150"/>
+        <w:spacing w:after="160"/>
+      </w:pPr>
+      <w:r>
+        <w:t xml:space="preserve">I'm 32. I do commercial insurance, which is duller than it sounds but pays properly, and I own my apartment rather than renting it like practically everybody my age. College degree. Six foot one, white, and genuinely fit - I put actual effort into that, unlike most of the profiles on here.</w:t>
+      </w:r>
+    </w:p>
+    <w:p>
+      <w:pPr>
+        <w:spacing w:after="160"/>
       </w:pPr>
       <w:r>
         <w:t xml:space="preserve">I'm direct, and if that's a problem then we probably won't get along. My last girlfriend was exhausting, and the one before her couldn't make a decision without telephoning her mother about it. I don't do drama and I definitely don't chase. I have standards and I'm not going to pretend otherwise, whatever that costs me on an app like this.</w:t>
@@ -48,15 +49,15 @@
     </w:p>
     <w:p>
       <w:pPr>
-        <w:spacing w:after="150"/>
-      </w:pPr>
-      <w:r>
-        <w:t xml:space="preserve">I play golf most Saturdays and I'm reasonably good. I know wine properly, not the supermarket business that most people apparently think counts. I read actual books, which seems to make me unusual now. I travel when work permits, and I'd rather do it properly than do it cheaply. I like a good steak and I know where to get one.</w:t>
-      </w:r>
-    </w:p>
-    <w:p>
-      <w:pPr>
-        <w:spacing w:after="150"/>
+        <w:spacing w:after="160"/>
+      </w:pPr>
+      <w:r>
+        <w:t xml:space="preserve">I play golf and I'm reasonably good. I know wine properly, not the supermarket business that most people apparently think counts. I read actual books, which seems to make me unusual now. I travel when work permits, and I'd rather do it properly than do it cheaply. I like a good steak and I know where to get one.</w:t>
+      </w:r>
+    </w:p>
+    <w:p>
+      <w:pPr>
+        <w:spacing w:after="160"/>
       </w:pPr>
       <w:r>
         <w:t xml:space="preserve">Most people on here genuinely can't hold an actual conversation, so that is the bar. Put something in the first message - 'hey' tells me you couldn't be bothered, and I won't reply to it. I'll pay for the first evening. After that I expect some effort back.</w:t>
@@ -64,7 +65,7 @@
     </w:p>
     <w:p>
       <w:pPr>
-        <w:spacing w:after="100" w:before="200"/>
+        <w:spacing w:after="120" w:before="120"/>
       </w:pPr>
       <w:r>
         <w:rPr>
@@ -76,7 +77,7 @@
     </w:p>
     <w:p>
       <w:pPr>
-        <w:spacing w:after="150"/>
+        <w:spacing w:after="160"/>
       </w:pPr>
       <w:r>
         <w:t xml:space="preserve">I'm 29, and I manage accounts for a printing company, which I fell into accidentally and turned out to enjoy considerably. College degree. Five foot six, average build, Latina. I've lived in this city my entire life and I've stopped apologizing for having no particular plans to leave.</w:t>
@@ -84,23 +85,23 @@
     </w:p>
     <w:p>
       <w:pPr>
-        <w:spacing w:after="150"/>
-      </w:pPr>
-      <w:r>
-        <w:t xml:space="preserve">I'm easy to be around and generally slow to take offense. I'd rather resolve a problem the same week than allow it to sit. I'm not competitive about anything except Scrabble, where I am unbearable. I enjoy being wrong in a conversation, because it usually means I learned something, and I laugh at nearly everything.</w:t>
-      </w:r>
-    </w:p>
-    <w:p>
-      <w:pPr>
-        <w:spacing w:after="150"/>
-      </w:pPr>
-      <w:r>
-        <w:t xml:space="preserve">Saturdays are golf with the same group of people, and I am cheerfully bad at it. I like wine and I have absolutely no idea what I'm talking about. I read constantly, novels mostly. I travel whenever I can save for it, which is roughly once a year. I have two cats and a lot of plants.</w:t>
-      </w:r>
-    </w:p>
-    <w:p>
-      <w:pPr>
-        <w:spacing w:after="150"/>
+        <w:spacing w:after="160"/>
+      </w:pPr>
+      <w:r>
+        <w:t xml:space="preserve">I'm easy to be around and slow to take offense. I'd rather sort a problem out the same week than let it sit. I'm not competitive about anything except Scrabble, where I am unbearable. I enjoy being wrong in a conversation, because it usually means I learned something, and I laugh at nearly everything.</w:t>
+      </w:r>
+    </w:p>
+    <w:p>
+      <w:pPr>
+        <w:spacing w:after="160"/>
+      </w:pPr>
+      <w:r>
+        <w:t xml:space="preserve">I read constantly, novels mostly. Saturdays are golf with the same group of people, and I am cheerfully bad at it. I like wine and have absolutely no idea what I'm talking about. Two cats and a lot of plants. I travel whenever I can save for it, which comes to roughly once a year.</w:t>
+      </w:r>
+    </w:p>
+    <w:p>
+      <w:pPr>
+        <w:spacing w:after="160"/>
       </w:pPr>
       <w:r>
         <w:t xml:space="preserve">Any of the above, really. Somebody kind, and somebody who doesn't make things harder than they need to be. I'm not especially demanding beyond that. I would honestly rather meet early than exchange messages for three weeks. That is about it.</w:t>
@@ -109,19 +110,15 @@
     <w:p>
       <w:pPr>
         <w:pStyle w:val="Heading2"/>
-        <w:spacing w:after="150" w:before="300"/>
-      </w:pPr>
-      <w:r>
-        <w:rPr>
-          <w:b/>
-          <w:bCs/>
-        </w:rPr>
+        <w:spacing w:after="160" w:before="200"/>
+      </w:pPr>
+      <w:r>
         <w:t xml:space="preserve">Questions</w:t>
       </w:r>
     </w:p>
     <w:p>
       <w:pPr>
-        <w:spacing w:after="200"/>
+        <w:spacing w:after="160"/>
       </w:pPr>
       <w:r>
         <w:t xml:space="preserve">1. How realistic do these two dating profiles appear? (1 = Not at all realistic, 7 = Highly realistic)</w:t>
@@ -129,7 +126,7 @@
     </w:p>
     <w:p>
       <w:pPr>
-        <w:spacing w:after="200"/>
+        <w:spacing w:after="60"/>
       </w:pPr>
       <w:r>
         <w:t xml:space="preserve">2. Which of the following best describes how these profiles were constructed:</w:t>
@@ -137,39 +134,34 @@
     </w:p>
     <w:p>
       <w:pPr>
-        <w:spacing w:after="100"/>
-        <w:ind w:left="360"/>
-      </w:pPr>
-      <w:r>
-        <w:t xml:space="preserve">1. Written by LLMs without human input</w:t>
-      </w:r>
-    </w:p>
-    <w:p>
-      <w:pPr>
-        <w:spacing w:after="100"/>
-        <w:ind w:left="360"/>
-      </w:pPr>
-      <w:r>
-        <w:t xml:space="preserve">2. Written by Humans without LLM assistance</w:t>
-      </w:r>
-    </w:p>
-    <w:p>
-      <w:pPr>
-        <w:spacing w:after="100"/>
-        <w:ind w:left="360"/>
-      </w:pPr>
-      <w:r>
-        <w:t xml:space="preserve">3. Written through human-AI collaboration</w:t>
-      </w:r>
-    </w:p>
-    <w:p>
-      <w:pPr>
-        <w:spacing w:after="100"/>
-      </w:pPr>
-    </w:p>
-    <w:p>
-      <w:pPr>
-        <w:spacing w:after="200"/>
+        <w:spacing w:after="40"/>
+        <w:ind w:left="720"/>
+      </w:pPr>
+      <w:r>
+        <w:t xml:space="preserve">a. Written by LLMs without human input</w:t>
+      </w:r>
+    </w:p>
+    <w:p>
+      <w:pPr>
+        <w:spacing w:after="40"/>
+        <w:ind w:left="720"/>
+      </w:pPr>
+      <w:r>
+        <w:t xml:space="preserve">b. Written by Humans without LLM assistance</w:t>
+      </w:r>
+    </w:p>
+    <w:p>
+      <w:pPr>
+        <w:spacing w:after="160"/>
+        <w:ind w:left="720"/>
+      </w:pPr>
+      <w:r>
+        <w:t xml:space="preserve">c. Written through human-AI collaboration</w:t>
+      </w:r>
+    </w:p>
+    <w:p>
+      <w:pPr>
+        <w:spacing w:after="160"/>
       </w:pPr>
       <w:r>
         <w:t xml:space="preserve">3. On a scale of 0-100 (0 = No compatibility, 100 = Perfect compatibility), rate the compatibility of the pair based on their social and demographic characteristics such as age, ethnicity, religion, education, height, body type, and other relevant background characteristics.</w:t>
@@ -177,7 +169,7 @@
     </w:p>
     <w:p>
       <w:pPr>
-        <w:spacing w:after="200"/>
+        <w:spacing w:after="160"/>
       </w:pPr>
       <w:r>
         <w:t xml:space="preserve">4. How confident are you in your social and demographic rating? (0 = Not at all confident, 100 = Extremely confident)</w:t>
@@ -185,7 +177,7 @@
     </w:p>
     <w:p>
       <w:pPr>
-        <w:spacing w:after="200"/>
+        <w:spacing w:after="160"/>
       </w:pPr>
       <w:r>
         <w:t xml:space="preserve">5. On a scale of 0-100 (0 = No compatibility, 100 = Perfect compatibility), rate the compatibility of the pair based on their psychological characteristics, personality, and interpersonal style.</w:t>
@@ -193,7 +185,7 @@
     </w:p>
     <w:p>
       <w:pPr>
-        <w:spacing w:after="200"/>
+        <w:spacing w:after="160"/>
       </w:pPr>
       <w:r>
         <w:t xml:space="preserve">6. How confident are you in your psychological compatibility rating? (0 = Not at all confident, 100 = Extremely confident)?</w:t>
@@ -201,7 +193,7 @@
     </w:p>
     <w:p>
       <w:pPr>
-        <w:spacing w:after="200"/>
+        <w:spacing w:after="160"/>
       </w:pPr>
       <w:r>
         <w:t xml:space="preserve">7. On a scale of 0-100 (0 = No compatibility, 100 = Perfect compatibility), rate the compatibility of the pair based on their hobbies, lifestyles, activities, and interests.</w:t>
@@ -209,7 +201,7 @@
     </w:p>
     <w:p>
       <w:pPr>
-        <w:spacing w:after="200"/>
+        <w:spacing w:after="160"/>
       </w:pPr>
       <w:r>
         <w:t xml:space="preserve">8. How confident are you in your hobbies, lifestyle, and interests compatibility rating? (0 = Not at all confident, 100 = Extremely confident)?</w:t>
@@ -217,7 +209,7 @@
     </w:p>
     <w:p>
       <w:pPr>
-        <w:spacing w:after="200"/>
+        <w:spacing w:after="160"/>
       </w:pPr>
       <w:r>
         <w:t xml:space="preserve">9. On a scale of 0-100 (0 = No compatibility, 100 = Perfect compatibility), rate the compatibility of the pair based on their expectations from their partner or relationship.</w:t>
@@ -225,7 +217,7 @@
     </w:p>
     <w:p>
       <w:pPr>
-        <w:spacing w:after="200"/>
+        <w:spacing w:after="160"/>
       </w:pPr>
       <w:r>
         <w:t xml:space="preserve">10. How confident are you in your partner-expectation compatibility rating? (0 = Not at all confident, 100 = Extremely confident)</w:t>
@@ -233,7 +225,7 @@
     </w:p>
     <w:p>
       <w:pPr>
-        <w:spacing w:after="200"/>
+        <w:spacing w:after="160"/>
       </w:pPr>
       <w:r>
         <w:t xml:space="preserve">11. Considering the profiles as a whole, on a scale of 0-100 (0 = No compatibility, 100 = Perfect compatibility), rate the overall compatibility of the pair?</w:t>
@@ -241,7 +233,7 @@
     </w:p>
     <w:p>
       <w:pPr>
-        <w:spacing w:after="200"/>
+        <w:spacing w:after="160"/>
       </w:pPr>
       <w:r>
         <w:t xml:space="preserve">12. How confident are you in your overall compatibility rating? (0 = Not at all confident, 100 = Extremely confident)?</w:t>
@@ -249,7 +241,7 @@
     </w:p>
     <w:p>
       <w:pPr>
-        <w:spacing w:after="200"/>
+        <w:spacing w:after="160"/>
       </w:pPr>
       <w:r>
         <w:t xml:space="preserve">13. List the five most important factors that influenced your overall compatibility rating, ordered from most important to least important. For each factor, briefly indicate whether it increased or decreased compatibility.</w:t>
@@ -257,7 +249,7 @@
     </w:p>
     <w:p>
       <w:pPr>
-        <w:spacing w:before="200"/>
+        <w:spacing w:before="120"/>
       </w:pPr>
       <w:r>
         <w:rPr>

--- a/profiles/Pair_10_questionnaire.docx
+++ b/profiles/Pair_10_questionnaire.docx
@@ -16,7 +16,7 @@
         <w:spacing w:after="160"/>
       </w:pPr>
       <w:r>
-        <w:t xml:space="preserve">You will be presented with a pair of dating profiles selected from an online dating site. Evaluate the pair independently and base your judgments only on the information provided in the profiles below. Rate the pair on four compatibility dimensions followed by an overall compatibility assessment.</w:t>
+        <w:t xml:space="preserve">You will be presented with pairs of dating profiles selected from an online dating site. Evaluate each pair independently and base your judgments only on the information provided in the profiles. You will rate each pair on four compatibility dimensions followed by an overall compatibility assessment.</w:t>
       </w:r>
     </w:p>
     <w:p>
@@ -65,7 +65,7 @@
     </w:p>
     <w:p>
       <w:pPr>
-        <w:spacing w:after="120" w:before="120"/>
+        <w:spacing w:after="120" w:before="200"/>
       </w:pPr>
       <w:r>
         <w:rPr>
@@ -109,12 +109,8 @@
     </w:p>
     <w:p>
       <w:pPr>
-        <w:pStyle w:val="Heading2"/>
-        <w:spacing w:after="160" w:before="200"/>
-      </w:pPr>
-      <w:r>
-        <w:t xml:space="preserve">Questions</w:t>
-      </w:r>
+        <w:spacing w:after="80"/>
+      </w:pPr>
     </w:p>
     <w:p>
       <w:pPr>
@@ -126,7 +122,7 @@
     </w:p>
     <w:p>
       <w:pPr>
-        <w:spacing w:after="60"/>
+        <w:spacing w:after="80"/>
       </w:pPr>
       <w:r>
         <w:t xml:space="preserve">2. Which of the following best describes how these profiles were constructed:</w:t>
@@ -156,7 +152,7 @@
         <w:ind w:left="720"/>
       </w:pPr>
       <w:r>
-        <w:t xml:space="preserve">c. Written through human-AI collaboration</w:t>
+        <w:t xml:space="preserve">c. Written by human-AI collaboration</w:t>
       </w:r>
     </w:p>
     <w:p>
@@ -172,7 +168,7 @@
         <w:spacing w:after="160"/>
       </w:pPr>
       <w:r>
-        <w:t xml:space="preserve">4. How confident are you in your social and demographic rating? (0 = Not at all confident, 100 = Extremely confident)</w:t>
+        <w:t xml:space="preserve">4. How confident are you in your compatibility rating on social and demographic characteristics? (0 = Not at all confident, 100 = Extremely confident)</w:t>
       </w:r>
     </w:p>
     <w:p>
@@ -188,7 +184,7 @@
         <w:spacing w:after="160"/>
       </w:pPr>
       <w:r>
-        <w:t xml:space="preserve">6. How confident are you in your psychological compatibility rating? (0 = Not at all confident, 100 = Extremely confident)?</w:t>
+        <w:t xml:space="preserve">6. How confident are you in your compatibility rating of their psychological characteristics? (0 = Not at all confident, 100 = Extremely confident)?</w:t>
       </w:r>
     </w:p>
     <w:p>
@@ -204,7 +200,7 @@
         <w:spacing w:after="160"/>
       </w:pPr>
       <w:r>
-        <w:t xml:space="preserve">8. How confident are you in your hobbies, lifestyle, and interests compatibility rating? (0 = Not at all confident, 100 = Extremely confident)?</w:t>
+        <w:t xml:space="preserve">8. How confident are you in your compatibility rating of their hobbies, lifestyle, and interests? (0 = Not at all confident, 100 = Extremely confident)?</w:t>
       </w:r>
     </w:p>
     <w:p>
@@ -220,7 +216,7 @@
         <w:spacing w:after="160"/>
       </w:pPr>
       <w:r>
-        <w:t xml:space="preserve">10. How confident are you in your partner-expectation compatibility rating? (0 = Not at all confident, 100 = Extremely confident)</w:t>
+        <w:t xml:space="preserve">10. How confident are you in your compatibility rating of partner expectations? (0 = Not at all confident, 100 = Extremely confident)</w:t>
       </w:r>
     </w:p>
     <w:p>
@@ -241,22 +237,52 @@
     </w:p>
     <w:p>
       <w:pPr>
-        <w:spacing w:after="160"/>
-      </w:pPr>
-      <w:r>
-        <w:t xml:space="preserve">13. List the five most important factors that influenced your overall compatibility rating, ordered from most important to least important. For each factor, briefly indicate whether it increased or decreased compatibility.</w:t>
-      </w:r>
-    </w:p>
-    <w:p>
-      <w:pPr>
-        <w:spacing w:before="120"/>
-      </w:pPr>
-      <w:r>
-        <w:rPr>
-          <w:i/>
-          <w:iCs/>
-        </w:rPr>
-        <w:t xml:space="preserve">Please return your responses in numbered order and provide one numeric value for each scale item.</w:t>
+        <w:spacing w:after="80"/>
+      </w:pPr>
+      <w:r>
+        <w:t xml:space="preserve">13. List up to five distinct factors that most influenced your overall compatibility rating, ordered from most important to least important. If you have more than five distinct factors, create a sixth factor labeled “Other” to account for all the factors that did not fit into the first five.</w:t>
+      </w:r>
+    </w:p>
+    <w:p>
+      <w:pPr>
+        <w:spacing w:after="60"/>
+      </w:pPr>
+      <w:r>
+        <w:t xml:space="preserve">For each factor:</w:t>
+      </w:r>
+    </w:p>
+    <w:p>
+      <w:pPr>
+        <w:spacing w:after="40"/>
+        <w:ind w:left="720"/>
+      </w:pPr>
+      <w:r>
+        <w:t xml:space="preserve">(1) Briefly indicate whether it increased or decreased compatibility; and</w:t>
+      </w:r>
+    </w:p>
+    <w:p>
+      <w:pPr>
+        <w:spacing w:after="160"/>
+        <w:ind w:left="720"/>
+      </w:pPr>
+      <w:r>
+        <w:t xml:space="preserve">(2) Distribute 100 points over all factors you just listed relative to their importance toward your overall compatibility rating. Assign more points based on the importance of the factor. However, the total points assigned to all factors must add to 100.</w:t>
+      </w:r>
+    </w:p>
+    <w:p>
+      <w:pPr>
+        <w:spacing w:after="160"/>
+      </w:pPr>
+      <w:r>
+        <w:t xml:space="preserve">Please return a numeric value for Items 1 through 12.</w:t>
+      </w:r>
+    </w:p>
+    <w:p>
+      <w:pPr>
+        <w:spacing w:after="160"/>
+      </w:pPr>
+      <w:r>
+        <w:t xml:space="preserve">For Item 13, return an ordered list of distinct factors, indicating whether the factor increased or decreased compatibility. In addition, for each factor return a numeric value of relative importance.</w:t>
       </w:r>
     </w:p>
     <w:sectPr>

--- a/profiles/Pair_10_questionnaire.docx
+++ b/profiles/Pair_10_questionnaire.docx
@@ -8,7 +8,7 @@
         <w:spacing w:after="200"/>
       </w:pPr>
       <w:r>
-        <w:t xml:space="preserve">Profile Pair Compatibility Questionnaire — Pair 10</w:t>
+        <w:t xml:space="preserve">Profile Pair Compatibility Questionnaire: Pair 10</w:t>
       </w:r>
     </w:p>
     <w:p>

--- a/profiles/Pair_10_questionnaire.docx
+++ b/profiles/Pair_10_questionnaire.docx
@@ -5,23 +5,22 @@
     <w:p>
       <w:pPr>
         <w:pStyle w:val="Heading1"/>
-        <w:spacing w:after="200"/>
-      </w:pPr>
-      <w:r>
-        <w:t xml:space="preserve">Profile Pair Compatibility Questionnaire: Pair 10</w:t>
-      </w:r>
-    </w:p>
-    <w:p>
-      <w:pPr>
-        <w:spacing w:after="160"/>
-      </w:pPr>
-      <w:r>
-        <w:t xml:space="preserve">You will be presented with pairs of dating profiles selected from an online dating site. Evaluate each pair independently and base your judgments only on the information provided in the profiles. You will rate each pair on four compatibility dimensions followed by an overall compatibility assessment.</w:t>
-      </w:r>
-    </w:p>
-    <w:p>
-      <w:pPr>
-        <w:spacing w:after="120" w:before="120"/>
+      </w:pPr>
+      <w:r>
+        <w:t xml:space="preserve">Profile Pair Compatibility Questionnaire — Pair 10</w:t>
+      </w:r>
+    </w:p>
+    <w:p>
+      <w:pPr>
+        <w:spacing w:after="300"/>
+      </w:pPr>
+      <w:r>
+        <w:t xml:space="preserve">You will be presented with a pair of dating profiles selected from an online dating site. Evaluate the pair independently and base your judgments only on the information provided in the profiles below. Rate the pair on four compatibility dimensions followed by an overall compatibility assessment.</w:t>
+      </w:r>
+    </w:p>
+    <w:p>
+      <w:pPr>
+        <w:spacing w:after="100" w:before="200"/>
       </w:pPr>
       <w:r>
         <w:rPr>
@@ -33,15 +32,15 @@
     </w:p>
     <w:p>
       <w:pPr>
-        <w:spacing w:after="160"/>
-      </w:pPr>
-      <w:r>
-        <w:t xml:space="preserve">I'm 32. I do commercial insurance, which is duller than it sounds but pays properly, and I own my apartment rather than renting it like practically everybody my age. College degree. Six foot one, white, and genuinely fit - I put actual effort into that, unlike most of the profiles on here.</w:t>
-      </w:r>
-    </w:p>
-    <w:p>
-      <w:pPr>
-        <w:spacing w:after="160"/>
+        <w:spacing w:after="150"/>
+      </w:pPr>
+      <w:r>
+        <w:t xml:space="preserve">I'm 32. I do commercial insurance, which is duller than it sounds but pays properly, and I own my apartment rather than renting it like practically everybody my age. College degree. Six foot one, white, and genuinely fit - I put actual effort into that, unlike a considerable number of the profiles on here.</w:t>
+      </w:r>
+    </w:p>
+    <w:p>
+      <w:pPr>
+        <w:spacing w:after="150"/>
       </w:pPr>
       <w:r>
         <w:t xml:space="preserve">I'm direct, and if that's a problem then we probably won't get along. My last girlfriend was exhausting, and the one before her couldn't make a decision without telephoning her mother about it. I don't do drama and I definitely don't chase. I have standards and I'm not going to pretend otherwise, whatever that costs me on an app like this.</w:t>
@@ -49,15 +48,15 @@
     </w:p>
     <w:p>
       <w:pPr>
-        <w:spacing w:after="160"/>
-      </w:pPr>
-      <w:r>
-        <w:t xml:space="preserve">I play golf and I'm reasonably good. I know wine properly, not the supermarket business that most people apparently think counts. I read actual books, which seems to make me unusual now. I travel when work permits, and I'd rather do it properly than do it cheaply. I like a good steak and I know where to get one.</w:t>
-      </w:r>
-    </w:p>
-    <w:p>
-      <w:pPr>
-        <w:spacing w:after="160"/>
+        <w:spacing w:after="150"/>
+      </w:pPr>
+      <w:r>
+        <w:t xml:space="preserve">I play golf most Saturdays and I'm reasonably good. I know wine properly, not the supermarket business that most people apparently think counts. I read actual books, which seems to make me unusual now. I travel when work permits, and I'd rather do it properly than do it cheaply. I like a good steak and I know where to get one.</w:t>
+      </w:r>
+    </w:p>
+    <w:p>
+      <w:pPr>
+        <w:spacing w:after="150"/>
       </w:pPr>
       <w:r>
         <w:t xml:space="preserve">Most people on here genuinely can't hold an actual conversation, so that is the bar. Put something in the first message - 'hey' tells me you couldn't be bothered, and I won't reply to it. I'll pay for the first evening. After that I expect some effort back.</w:t>
@@ -65,7 +64,7 @@
     </w:p>
     <w:p>
       <w:pPr>
-        <w:spacing w:after="120" w:before="200"/>
+        <w:spacing w:after="100" w:before="200"/>
       </w:pPr>
       <w:r>
         <w:rPr>
@@ -77,7 +76,7 @@
     </w:p>
     <w:p>
       <w:pPr>
-        <w:spacing w:after="160"/>
+        <w:spacing w:after="150"/>
       </w:pPr>
       <w:r>
         <w:t xml:space="preserve">I'm 29, and I manage accounts for a printing company, which I fell into accidentally and turned out to enjoy considerably. College degree. Five foot six, average build, Latina. I've lived in this city my entire life and I've stopped apologizing for having no particular plans to leave.</w:t>
@@ -85,23 +84,23 @@
     </w:p>
     <w:p>
       <w:pPr>
-        <w:spacing w:after="160"/>
-      </w:pPr>
-      <w:r>
-        <w:t xml:space="preserve">I'm easy to be around and slow to take offense. I'd rather sort a problem out the same week than let it sit. I'm not competitive about anything except Scrabble, where I am unbearable. I enjoy being wrong in a conversation, because it usually means I learned something, and I laugh at nearly everything.</w:t>
-      </w:r>
-    </w:p>
-    <w:p>
-      <w:pPr>
-        <w:spacing w:after="160"/>
-      </w:pPr>
-      <w:r>
-        <w:t xml:space="preserve">I read constantly, novels mostly. Saturdays are golf with the same group of people, and I am cheerfully bad at it. I like wine and have absolutely no idea what I'm talking about. Two cats and a lot of plants. I travel whenever I can save for it, which comes to roughly once a year.</w:t>
-      </w:r>
-    </w:p>
-    <w:p>
-      <w:pPr>
-        <w:spacing w:after="160"/>
+        <w:spacing w:after="150"/>
+      </w:pPr>
+      <w:r>
+        <w:t xml:space="preserve">I'm easy to be around and generally slow to take offense. I'd rather resolve a problem the same week than allow it to sit. I'm not competitive about anything except Scrabble, where I am unbearable. I enjoy being wrong in a conversation, because it usually means I learned something, and I laugh at nearly everything.</w:t>
+      </w:r>
+    </w:p>
+    <w:p>
+      <w:pPr>
+        <w:spacing w:after="150"/>
+      </w:pPr>
+      <w:r>
+        <w:t xml:space="preserve">Saturdays are golf with the same group of people, and I am cheerfully bad at it. I like wine and I have absolutely no idea what I'm talking about. I read constantly, novels mostly. I travel whenever I can save for it, which is roughly once a year. I have two cats and a lot of plants.</w:t>
+      </w:r>
+    </w:p>
+    <w:p>
+      <w:pPr>
+        <w:spacing w:after="150"/>
       </w:pPr>
       <w:r>
         <w:t xml:space="preserve">Any of the above, really. Somebody kind, and somebody who doesn't make things harder than they need to be. I'm not especially demanding beyond that. I would honestly rather meet early than exchange messages for three weeks. That is about it.</w:t>
@@ -109,12 +108,20 @@
     </w:p>
     <w:p>
       <w:pPr>
-        <w:spacing w:after="80"/>
-      </w:pPr>
-    </w:p>
-    <w:p>
-      <w:pPr>
-        <w:spacing w:after="160"/>
+        <w:pStyle w:val="Heading2"/>
+        <w:spacing w:after="150" w:before="300"/>
+      </w:pPr>
+      <w:r>
+        <w:rPr>
+          <w:b/>
+          <w:bCs/>
+        </w:rPr>
+        <w:t xml:space="preserve">Questions</w:t>
+      </w:r>
+    </w:p>
+    <w:p>
+      <w:pPr>
+        <w:spacing w:after="200"/>
       </w:pPr>
       <w:r>
         <w:t xml:space="preserve">1. How realistic do these two dating profiles appear? (1 = Not at all realistic, 7 = Highly realistic)</w:t>
@@ -122,7 +129,7 @@
     </w:p>
     <w:p>
       <w:pPr>
-        <w:spacing w:after="80"/>
+        <w:spacing w:after="200"/>
       </w:pPr>
       <w:r>
         <w:t xml:space="preserve">2. Which of the following best describes how these profiles were constructed:</w:t>
@@ -130,34 +137,39 @@
     </w:p>
     <w:p>
       <w:pPr>
-        <w:spacing w:after="40"/>
-        <w:ind w:left="720"/>
-      </w:pPr>
-      <w:r>
-        <w:t xml:space="preserve">a. Written by LLMs without human input</w:t>
-      </w:r>
-    </w:p>
-    <w:p>
-      <w:pPr>
-        <w:spacing w:after="40"/>
-        <w:ind w:left="720"/>
-      </w:pPr>
-      <w:r>
-        <w:t xml:space="preserve">b. Written by Humans without LLM assistance</w:t>
-      </w:r>
-    </w:p>
-    <w:p>
-      <w:pPr>
-        <w:spacing w:after="160"/>
-        <w:ind w:left="720"/>
-      </w:pPr>
-      <w:r>
-        <w:t xml:space="preserve">c. Written by human-AI collaboration</w:t>
-      </w:r>
-    </w:p>
-    <w:p>
-      <w:pPr>
-        <w:spacing w:after="160"/>
+        <w:spacing w:after="100"/>
+        <w:ind w:left="360"/>
+      </w:pPr>
+      <w:r>
+        <w:t xml:space="preserve">1. Written by LLMs without human input</w:t>
+      </w:r>
+    </w:p>
+    <w:p>
+      <w:pPr>
+        <w:spacing w:after="100"/>
+        <w:ind w:left="360"/>
+      </w:pPr>
+      <w:r>
+        <w:t xml:space="preserve">2. Written by Humans without LLM assistance</w:t>
+      </w:r>
+    </w:p>
+    <w:p>
+      <w:pPr>
+        <w:spacing w:after="100"/>
+        <w:ind w:left="360"/>
+      </w:pPr>
+      <w:r>
+        <w:t xml:space="preserve">3. Written through human-AI collaboration</w:t>
+      </w:r>
+    </w:p>
+    <w:p>
+      <w:pPr>
+        <w:spacing w:after="100"/>
+      </w:pPr>
+    </w:p>
+    <w:p>
+      <w:pPr>
+        <w:spacing w:after="200"/>
       </w:pPr>
       <w:r>
         <w:t xml:space="preserve">3. On a scale of 0-100 (0 = No compatibility, 100 = Perfect compatibility), rate the compatibility of the pair based on their social and demographic characteristics such as age, ethnicity, religion, education, height, body type, and other relevant background characteristics.</w:t>
@@ -165,15 +177,15 @@
     </w:p>
     <w:p>
       <w:pPr>
-        <w:spacing w:after="160"/>
-      </w:pPr>
-      <w:r>
-        <w:t xml:space="preserve">4. How confident are you in your compatibility rating on social and demographic characteristics? (0 = Not at all confident, 100 = Extremely confident)</w:t>
-      </w:r>
-    </w:p>
-    <w:p>
-      <w:pPr>
-        <w:spacing w:after="160"/>
+        <w:spacing w:after="200"/>
+      </w:pPr>
+      <w:r>
+        <w:t xml:space="preserve">4. How confident are you in your social and demographic rating? (0 = Not at all confident, 100 = Extremely confident)</w:t>
+      </w:r>
+    </w:p>
+    <w:p>
+      <w:pPr>
+        <w:spacing w:after="200"/>
       </w:pPr>
       <w:r>
         <w:t xml:space="preserve">5. On a scale of 0-100 (0 = No compatibility, 100 = Perfect compatibility), rate the compatibility of the pair based on their psychological characteristics, personality, and interpersonal style.</w:t>
@@ -181,15 +193,15 @@
     </w:p>
     <w:p>
       <w:pPr>
-        <w:spacing w:after="160"/>
-      </w:pPr>
-      <w:r>
-        <w:t xml:space="preserve">6. How confident are you in your compatibility rating of their psychological characteristics? (0 = Not at all confident, 100 = Extremely confident)?</w:t>
-      </w:r>
-    </w:p>
-    <w:p>
-      <w:pPr>
-        <w:spacing w:after="160"/>
+        <w:spacing w:after="200"/>
+      </w:pPr>
+      <w:r>
+        <w:t xml:space="preserve">6. How confident are you in your psychological compatibility rating? (0 = Not at all confident, 100 = Extremely confident)?</w:t>
+      </w:r>
+    </w:p>
+    <w:p>
+      <w:pPr>
+        <w:spacing w:after="200"/>
       </w:pPr>
       <w:r>
         <w:t xml:space="preserve">7. On a scale of 0-100 (0 = No compatibility, 100 = Perfect compatibility), rate the compatibility of the pair based on their hobbies, lifestyles, activities, and interests.</w:t>
@@ -197,15 +209,15 @@
     </w:p>
     <w:p>
       <w:pPr>
-        <w:spacing w:after="160"/>
-      </w:pPr>
-      <w:r>
-        <w:t xml:space="preserve">8. How confident are you in your compatibility rating of their hobbies, lifestyle, and interests? (0 = Not at all confident, 100 = Extremely confident)?</w:t>
-      </w:r>
-    </w:p>
-    <w:p>
-      <w:pPr>
-        <w:spacing w:after="160"/>
+        <w:spacing w:after="200"/>
+      </w:pPr>
+      <w:r>
+        <w:t xml:space="preserve">8. How confident are you in your hobbies, lifestyle, and interests compatibility rating? (0 = Not at all confident, 100 = Extremely confident)?</w:t>
+      </w:r>
+    </w:p>
+    <w:p>
+      <w:pPr>
+        <w:spacing w:after="200"/>
       </w:pPr>
       <w:r>
         <w:t xml:space="preserve">9. On a scale of 0-100 (0 = No compatibility, 100 = Perfect compatibility), rate the compatibility of the pair based on their expectations from their partner or relationship.</w:t>
@@ -213,15 +225,15 @@
     </w:p>
     <w:p>
       <w:pPr>
-        <w:spacing w:after="160"/>
-      </w:pPr>
-      <w:r>
-        <w:t xml:space="preserve">10. How confident are you in your compatibility rating of partner expectations? (0 = Not at all confident, 100 = Extremely confident)</w:t>
-      </w:r>
-    </w:p>
-    <w:p>
-      <w:pPr>
-        <w:spacing w:after="160"/>
+        <w:spacing w:after="200"/>
+      </w:pPr>
+      <w:r>
+        <w:t xml:space="preserve">10. How confident are you in your partner-expectation compatibility rating? (0 = Not at all confident, 100 = Extremely confident)</w:t>
+      </w:r>
+    </w:p>
+    <w:p>
+      <w:pPr>
+        <w:spacing w:after="200"/>
       </w:pPr>
       <w:r>
         <w:t xml:space="preserve">11. Considering the profiles as a whole, on a scale of 0-100 (0 = No compatibility, 100 = Perfect compatibility), rate the overall compatibility of the pair?</w:t>
@@ -229,7 +241,7 @@
     </w:p>
     <w:p>
       <w:pPr>
-        <w:spacing w:after="160"/>
+        <w:spacing w:after="200"/>
       </w:pPr>
       <w:r>
         <w:t xml:space="preserve">12. How confident are you in your overall compatibility rating? (0 = Not at all confident, 100 = Extremely confident)?</w:t>
@@ -237,24 +249,23 @@
     </w:p>
     <w:p>
       <w:pPr>
-        <w:spacing w:after="80"/>
-      </w:pPr>
-      <w:r>
-        <w:t xml:space="preserve">13. List up to five distinct factors that most influenced your overall compatibility rating, ordered from most important to least important. If you have more than five distinct factors, create a sixth factor labeled “Other” to account for all the factors that did not fit into the first five.</w:t>
-      </w:r>
-    </w:p>
-    <w:p>
-      <w:pPr>
         <w:spacing w:after="60"/>
       </w:pPr>
       <w:r>
+        <w:t xml:space="preserve">13. List up to five distinct factors that most influenced your overall compatibility rating, ordered from most important to least important. If you have more than five distinct factors, create a sixth factor labeled "Other" to account for all the factors that did not fit into the first five.</w:t>
+      </w:r>
+    </w:p>
+    <w:p>
+      <w:pPr>
+        <w:spacing w:after="60"/>
+      </w:pPr>
+      <w:r>
         <w:t xml:space="preserve">For each factor:</w:t>
       </w:r>
     </w:p>
     <w:p>
       <w:pPr>
-        <w:spacing w:after="40"/>
-        <w:ind w:left="720"/>
+        <w:spacing w:after="60"/>
       </w:pPr>
       <w:r>
         <w:t xml:space="preserve">(1) Briefly indicate whether it increased or decreased compatibility; and</w:t>
@@ -262,8 +273,7 @@
     </w:p>
     <w:p>
       <w:pPr>
-        <w:spacing w:after="160"/>
-        <w:ind w:left="720"/>
+        <w:spacing w:after="200"/>
       </w:pPr>
       <w:r>
         <w:t xml:space="preserve">(2) Distribute 100 points over all factors you just listed relative to their importance toward your overall compatibility rating. Assign more points based on the importance of the factor. However, the total points assigned to all factors must add to 100.</w:t>
@@ -271,18 +281,14 @@
     </w:p>
     <w:p>
       <w:pPr>
-        <w:spacing w:after="160"/>
-      </w:pPr>
-      <w:r>
-        <w:t xml:space="preserve">Please return a numeric value for Items 1 through 12.</w:t>
-      </w:r>
-    </w:p>
-    <w:p>
-      <w:pPr>
-        <w:spacing w:after="160"/>
-      </w:pPr>
-      <w:r>
-        <w:t xml:space="preserve">For Item 13, return an ordered list of distinct factors, indicating whether the factor increased or decreased compatibility. In addition, for each factor return a numeric value of relative importance.</w:t>
+        <w:spacing w:before="200"/>
+      </w:pPr>
+      <w:r>
+        <w:rPr>
+          <w:i/>
+          <w:iCs/>
+        </w:rPr>
+        <w:t xml:space="preserve">Please return a numeric value for Items 1 through 12. For Item 13, return an ordered list of distinct factors, indicating whether the factor increased or decreased compatibility. In addition, for each factor return a numeric value of relative importance.</w:t>
       </w:r>
     </w:p>
     <w:sectPr>
